--- a/BEENISH KAMRAN_timetable.docx
+++ b/BEENISH KAMRAN_timetable.docx
@@ -7,7 +7,12 @@
         <w:pStyle w:val="Title"/>
       </w:pPr>
       <w:r>
-        <w:t>Teacher Timetable - BEENISH KAMRAN</w:t>
+        <w:t>Teacher Timetable — BEENISH KAMRAN</w:t>
+      </w:r>
+    </w:p>
+    <w:p>
+      <w:r>
+        <w:t>Total Weekly Periods: 25</w:t>
       </w:r>
     </w:p>
     <w:tbl>
@@ -17,17 +22,19 @@
         <w:tblLook w:firstColumn="1" w:firstRow="1" w:lastColumn="0" w:lastRow="0" w:noHBand="0" w:noVBand="1" w:val="04A0"/>
       </w:tblPr>
       <w:tblGrid>
-        <w:gridCol w:w="1440"/>
-        <w:gridCol w:w="1440"/>
-        <w:gridCol w:w="1440"/>
-        <w:gridCol w:w="1440"/>
-        <w:gridCol w:w="1440"/>
-        <w:gridCol w:w="1440"/>
+        <w:gridCol w:w="1080"/>
+        <w:gridCol w:w="1080"/>
+        <w:gridCol w:w="1080"/>
+        <w:gridCol w:w="1080"/>
+        <w:gridCol w:w="1080"/>
+        <w:gridCol w:w="1080"/>
+        <w:gridCol w:w="1080"/>
+        <w:gridCol w:w="1080"/>
       </w:tblGrid>
       <w:tr>
         <w:tc>
           <w:tcPr>
-            <w:tcW w:type="dxa" w:w="1440"/>
+            <w:tcW w:type="dxa" w:w="1080"/>
           </w:tcPr>
           <w:p>
             <w:r>
@@ -37,51 +44,71 @@
         </w:tc>
         <w:tc>
           <w:tcPr>
-            <w:tcW w:type="dxa" w:w="1440"/>
+            <w:tcW w:type="dxa" w:w="1080"/>
           </w:tcPr>
           <w:p>
             <w:r>
-              <w:t>Monday</w:t>
+              <w:t>Mon-Thu Time</w:t>
             </w:r>
           </w:p>
         </w:tc>
         <w:tc>
           <w:tcPr>
-            <w:tcW w:type="dxa" w:w="1440"/>
+            <w:tcW w:type="dxa" w:w="1080"/>
           </w:tcPr>
           <w:p>
             <w:r>
-              <w:t>Tuesday</w:t>
+              <w:t>Mon</w:t>
             </w:r>
           </w:p>
         </w:tc>
         <w:tc>
           <w:tcPr>
-            <w:tcW w:type="dxa" w:w="1440"/>
+            <w:tcW w:type="dxa" w:w="1080"/>
           </w:tcPr>
           <w:p>
             <w:r>
-              <w:t>Wednesday</w:t>
+              <w:t>Tue</w:t>
             </w:r>
           </w:p>
         </w:tc>
         <w:tc>
           <w:tcPr>
-            <w:tcW w:type="dxa" w:w="1440"/>
+            <w:tcW w:type="dxa" w:w="1080"/>
           </w:tcPr>
           <w:p>
             <w:r>
-              <w:t>Thursday</w:t>
+              <w:t>Wed</w:t>
             </w:r>
           </w:p>
         </w:tc>
         <w:tc>
           <w:tcPr>
-            <w:tcW w:type="dxa" w:w="1440"/>
+            <w:tcW w:type="dxa" w:w="1080"/>
           </w:tcPr>
           <w:p>
             <w:r>
-              <w:t>Friday</w:t>
+              <w:t>Thu</w:t>
+            </w:r>
+          </w:p>
+        </w:tc>
+        <w:tc>
+          <w:tcPr>
+            <w:tcW w:type="dxa" w:w="1080"/>
+          </w:tcPr>
+          <w:p>
+            <w:r>
+              <w:t>Fri</w:t>
+            </w:r>
+          </w:p>
+        </w:tc>
+        <w:tc>
+          <w:tcPr>
+            <w:tcW w:type="dxa" w:w="1080"/>
+          </w:tcPr>
+          <w:p>
+            <w:r>
+              <w:t>Fri Time</w:t>
             </w:r>
           </w:p>
         </w:tc>
@@ -89,7 +116,7 @@
       <w:tr>
         <w:tc>
           <w:tcPr>
-            <w:tcW w:type="dxa" w:w="1440"/>
+            <w:tcW w:type="dxa" w:w="1080"/>
           </w:tcPr>
           <w:p>
             <w:r>
@@ -99,7 +126,17 @@
         </w:tc>
         <w:tc>
           <w:tcPr>
-            <w:tcW w:type="dxa" w:w="1440"/>
+            <w:tcW w:type="dxa" w:w="1080"/>
+          </w:tcPr>
+          <w:p>
+            <w:r>
+              <w:t>8:00-8:50</w:t>
+            </w:r>
+          </w:p>
+        </w:tc>
+        <w:tc>
+          <w:tcPr>
+            <w:tcW w:type="dxa" w:w="1080"/>
           </w:tcPr>
           <w:p>
             <w:r/>
@@ -107,7 +144,7 @@
         </w:tc>
         <w:tc>
           <w:tcPr>
-            <w:tcW w:type="dxa" w:w="1440"/>
+            <w:tcW w:type="dxa" w:w="1080"/>
           </w:tcPr>
           <w:p>
             <w:r/>
@@ -115,7 +152,7 @@
         </w:tc>
         <w:tc>
           <w:tcPr>
-            <w:tcW w:type="dxa" w:w="1440"/>
+            <w:tcW w:type="dxa" w:w="1080"/>
           </w:tcPr>
           <w:p>
             <w:r>
@@ -127,7 +164,7 @@
         </w:tc>
         <w:tc>
           <w:tcPr>
-            <w:tcW w:type="dxa" w:w="1440"/>
+            <w:tcW w:type="dxa" w:w="1080"/>
           </w:tcPr>
           <w:p>
             <w:r>
@@ -139,7 +176,7 @@
         </w:tc>
         <w:tc>
           <w:tcPr>
-            <w:tcW w:type="dxa" w:w="1440"/>
+            <w:tcW w:type="dxa" w:w="1080"/>
           </w:tcPr>
           <w:p>
             <w:r>
@@ -149,11 +186,21 @@
             </w:r>
           </w:p>
         </w:tc>
+        <w:tc>
+          <w:tcPr>
+            <w:tcW w:type="dxa" w:w="1080"/>
+          </w:tcPr>
+          <w:p>
+            <w:r>
+              <w:t>8:00-8:40</w:t>
+            </w:r>
+          </w:p>
+        </w:tc>
       </w:tr>
       <w:tr>
         <w:tc>
           <w:tcPr>
-            <w:tcW w:type="dxa" w:w="1440"/>
+            <w:tcW w:type="dxa" w:w="1080"/>
           </w:tcPr>
           <w:p>
             <w:r>
@@ -163,7 +210,17 @@
         </w:tc>
         <w:tc>
           <w:tcPr>
-            <w:tcW w:type="dxa" w:w="1440"/>
+            <w:tcW w:type="dxa" w:w="1080"/>
+          </w:tcPr>
+          <w:p>
+            <w:r>
+              <w:t>8:50-9:30</w:t>
+            </w:r>
+          </w:p>
+        </w:tc>
+        <w:tc>
+          <w:tcPr>
+            <w:tcW w:type="dxa" w:w="1080"/>
           </w:tcPr>
           <w:p>
             <w:r>
@@ -175,7 +232,7 @@
         </w:tc>
         <w:tc>
           <w:tcPr>
-            <w:tcW w:type="dxa" w:w="1440"/>
+            <w:tcW w:type="dxa" w:w="1080"/>
           </w:tcPr>
           <w:p>
             <w:r>
@@ -187,7 +244,7 @@
         </w:tc>
         <w:tc>
           <w:tcPr>
-            <w:tcW w:type="dxa" w:w="1440"/>
+            <w:tcW w:type="dxa" w:w="1080"/>
           </w:tcPr>
           <w:p>
             <w:r>
@@ -199,7 +256,7 @@
         </w:tc>
         <w:tc>
           <w:tcPr>
-            <w:tcW w:type="dxa" w:w="1440"/>
+            <w:tcW w:type="dxa" w:w="1080"/>
           </w:tcPr>
           <w:p>
             <w:r>
@@ -211,17 +268,27 @@
         </w:tc>
         <w:tc>
           <w:tcPr>
-            <w:tcW w:type="dxa" w:w="1440"/>
+            <w:tcW w:type="dxa" w:w="1080"/>
           </w:tcPr>
           <w:p>
             <w:r/>
+          </w:p>
+        </w:tc>
+        <w:tc>
+          <w:tcPr>
+            <w:tcW w:type="dxa" w:w="1080"/>
+          </w:tcPr>
+          <w:p>
+            <w:r>
+              <w:t>8:40-9:15</w:t>
+            </w:r>
           </w:p>
         </w:tc>
       </w:tr>
       <w:tr>
         <w:tc>
           <w:tcPr>
-            <w:tcW w:type="dxa" w:w="1440"/>
+            <w:tcW w:type="dxa" w:w="1080"/>
           </w:tcPr>
           <w:p>
             <w:r>
@@ -231,7 +298,17 @@
         </w:tc>
         <w:tc>
           <w:tcPr>
-            <w:tcW w:type="dxa" w:w="1440"/>
+            <w:tcW w:type="dxa" w:w="1080"/>
+          </w:tcPr>
+          <w:p>
+            <w:r>
+              <w:t>9:30-10:10</w:t>
+            </w:r>
+          </w:p>
+        </w:tc>
+        <w:tc>
+          <w:tcPr>
+            <w:tcW w:type="dxa" w:w="1080"/>
           </w:tcPr>
           <w:p>
             <w:r>
@@ -243,7 +320,7 @@
         </w:tc>
         <w:tc>
           <w:tcPr>
-            <w:tcW w:type="dxa" w:w="1440"/>
+            <w:tcW w:type="dxa" w:w="1080"/>
           </w:tcPr>
           <w:p>
             <w:r>
@@ -255,7 +332,7 @@
         </w:tc>
         <w:tc>
           <w:tcPr>
-            <w:tcW w:type="dxa" w:w="1440"/>
+            <w:tcW w:type="dxa" w:w="1080"/>
           </w:tcPr>
           <w:p>
             <w:r>
@@ -267,7 +344,7 @@
         </w:tc>
         <w:tc>
           <w:tcPr>
-            <w:tcW w:type="dxa" w:w="1440"/>
+            <w:tcW w:type="dxa" w:w="1080"/>
           </w:tcPr>
           <w:p>
             <w:r>
@@ -279,31 +356,7 @@
         </w:tc>
         <w:tc>
           <w:tcPr>
-            <w:tcW w:type="dxa" w:w="1440"/>
-          </w:tcPr>
-          <w:p>
-            <w:r>
-              <w:t>7B</w:t>
-              <w:br/>
-              <w:t>GENERAL SCIENCE</w:t>
-            </w:r>
-          </w:p>
-        </w:tc>
-      </w:tr>
-      <w:tr>
-        <w:tc>
-          <w:tcPr>
-            <w:tcW w:type="dxa" w:w="1440"/>
-          </w:tcPr>
-          <w:p>
-            <w:r>
-              <w:t>P4</w:t>
-            </w:r>
-          </w:p>
-        </w:tc>
-        <w:tc>
-          <w:tcPr>
-            <w:tcW w:type="dxa" w:w="1440"/>
+            <w:tcW w:type="dxa" w:w="1080"/>
           </w:tcPr>
           <w:p>
             <w:r>
@@ -315,7 +368,51 @@
         </w:tc>
         <w:tc>
           <w:tcPr>
-            <w:tcW w:type="dxa" w:w="1440"/>
+            <w:tcW w:type="dxa" w:w="1080"/>
+          </w:tcPr>
+          <w:p>
+            <w:r>
+              <w:t>9:15-9:50</w:t>
+            </w:r>
+          </w:p>
+        </w:tc>
+      </w:tr>
+      <w:tr>
+        <w:tc>
+          <w:tcPr>
+            <w:tcW w:type="dxa" w:w="1080"/>
+          </w:tcPr>
+          <w:p>
+            <w:r>
+              <w:t>P4</w:t>
+            </w:r>
+          </w:p>
+        </w:tc>
+        <w:tc>
+          <w:tcPr>
+            <w:tcW w:type="dxa" w:w="1080"/>
+          </w:tcPr>
+          <w:p>
+            <w:r>
+              <w:t>10:10-10:50</w:t>
+            </w:r>
+          </w:p>
+        </w:tc>
+        <w:tc>
+          <w:tcPr>
+            <w:tcW w:type="dxa" w:w="1080"/>
+          </w:tcPr>
+          <w:p>
+            <w:r>
+              <w:t>7B</w:t>
+              <w:br/>
+              <w:t>GENERAL SCIENCE</w:t>
+            </w:r>
+          </w:p>
+        </w:tc>
+        <w:tc>
+          <w:tcPr>
+            <w:tcW w:type="dxa" w:w="1080"/>
           </w:tcPr>
           <w:p>
             <w:r/>
@@ -323,7 +420,7 @@
         </w:tc>
         <w:tc>
           <w:tcPr>
-            <w:tcW w:type="dxa" w:w="1440"/>
+            <w:tcW w:type="dxa" w:w="1080"/>
           </w:tcPr>
           <w:p>
             <w:r/>
@@ -331,7 +428,7 @@
         </w:tc>
         <w:tc>
           <w:tcPr>
-            <w:tcW w:type="dxa" w:w="1440"/>
+            <w:tcW w:type="dxa" w:w="1080"/>
           </w:tcPr>
           <w:p>
             <w:r/>
@@ -339,7 +436,7 @@
         </w:tc>
         <w:tc>
           <w:tcPr>
-            <w:tcW w:type="dxa" w:w="1440"/>
+            <w:tcW w:type="dxa" w:w="1080"/>
           </w:tcPr>
           <w:p>
             <w:r>
@@ -349,11 +446,21 @@
             </w:r>
           </w:p>
         </w:tc>
+        <w:tc>
+          <w:tcPr>
+            <w:tcW w:type="dxa" w:w="1080"/>
+          </w:tcPr>
+          <w:p>
+            <w:r>
+              <w:t>9:50-10:25</w:t>
+            </w:r>
+          </w:p>
+        </w:tc>
       </w:tr>
       <w:tr>
         <w:tc>
           <w:tcPr>
-            <w:tcW w:type="dxa" w:w="1440"/>
+            <w:tcW w:type="dxa" w:w="1080"/>
           </w:tcPr>
           <w:p>
             <w:r>
@@ -363,7 +470,17 @@
         </w:tc>
         <w:tc>
           <w:tcPr>
-            <w:tcW w:type="dxa" w:w="1440"/>
+            <w:tcW w:type="dxa" w:w="1080"/>
+          </w:tcPr>
+          <w:p>
+            <w:r>
+              <w:t>10:50-11:30</w:t>
+            </w:r>
+          </w:p>
+        </w:tc>
+        <w:tc>
+          <w:tcPr>
+            <w:tcW w:type="dxa" w:w="1080"/>
           </w:tcPr>
           <w:p>
             <w:r/>
@@ -371,7 +488,7 @@
         </w:tc>
         <w:tc>
           <w:tcPr>
-            <w:tcW w:type="dxa" w:w="1440"/>
+            <w:tcW w:type="dxa" w:w="1080"/>
           </w:tcPr>
           <w:p>
             <w:r>
@@ -383,7 +500,7 @@
         </w:tc>
         <w:tc>
           <w:tcPr>
-            <w:tcW w:type="dxa" w:w="1440"/>
+            <w:tcW w:type="dxa" w:w="1080"/>
           </w:tcPr>
           <w:p>
             <w:r>
@@ -395,7 +512,7 @@
         </w:tc>
         <w:tc>
           <w:tcPr>
-            <w:tcW w:type="dxa" w:w="1440"/>
+            <w:tcW w:type="dxa" w:w="1080"/>
           </w:tcPr>
           <w:p>
             <w:r>
@@ -407,17 +524,7 @@
         </w:tc>
         <w:tc>
           <w:tcPr>
-            <w:tcW w:type="dxa" w:w="1440"/>
-          </w:tcPr>
-          <w:p>
-            <w:r/>
-          </w:p>
-        </w:tc>
-      </w:tr>
-      <w:tr>
-        <w:tc>
-          <w:tcPr>
-            <w:tcW w:type="dxa" w:w="1440"/>
+            <w:tcW w:type="dxa" w:w="1080"/>
           </w:tcPr>
           <w:p>
             <w:r>
@@ -427,7 +534,39 @@
         </w:tc>
         <w:tc>
           <w:tcPr>
-            <w:tcW w:type="dxa" w:w="1440"/>
+            <w:tcW w:type="dxa" w:w="1080"/>
+          </w:tcPr>
+          <w:p>
+            <w:r>
+              <w:t>10:55-11:35</w:t>
+            </w:r>
+          </w:p>
+        </w:tc>
+      </w:tr>
+      <w:tr>
+        <w:tc>
+          <w:tcPr>
+            <w:tcW w:type="dxa" w:w="1080"/>
+          </w:tcPr>
+          <w:p>
+            <w:r>
+              <w:t>Lunch</w:t>
+            </w:r>
+          </w:p>
+        </w:tc>
+        <w:tc>
+          <w:tcPr>
+            <w:tcW w:type="dxa" w:w="1080"/>
+          </w:tcPr>
+          <w:p>
+            <w:r>
+              <w:t>11:30-12:00</w:t>
+            </w:r>
+          </w:p>
+        </w:tc>
+        <w:tc>
+          <w:tcPr>
+            <w:tcW w:type="dxa" w:w="1080"/>
           </w:tcPr>
           <w:p>
             <w:r/>
@@ -435,7 +574,7 @@
         </w:tc>
         <w:tc>
           <w:tcPr>
-            <w:tcW w:type="dxa" w:w="1440"/>
+            <w:tcW w:type="dxa" w:w="1080"/>
           </w:tcPr>
           <w:p>
             <w:r/>
@@ -443,7 +582,7 @@
         </w:tc>
         <w:tc>
           <w:tcPr>
-            <w:tcW w:type="dxa" w:w="1440"/>
+            <w:tcW w:type="dxa" w:w="1080"/>
           </w:tcPr>
           <w:p>
             <w:r/>
@@ -451,7 +590,7 @@
         </w:tc>
         <w:tc>
           <w:tcPr>
-            <w:tcW w:type="dxa" w:w="1440"/>
+            <w:tcW w:type="dxa" w:w="1080"/>
           </w:tcPr>
           <w:p>
             <w:r/>
@@ -459,17 +598,27 @@
         </w:tc>
         <w:tc>
           <w:tcPr>
-            <w:tcW w:type="dxa" w:w="1440"/>
+            <w:tcW w:type="dxa" w:w="1080"/>
           </w:tcPr>
           <w:p>
             <w:r/>
+          </w:p>
+        </w:tc>
+        <w:tc>
+          <w:tcPr>
+            <w:tcW w:type="dxa" w:w="1080"/>
+          </w:tcPr>
+          <w:p>
+            <w:r>
+              <w:t>10:25-10:55</w:t>
+            </w:r>
           </w:p>
         </w:tc>
       </w:tr>
       <w:tr>
         <w:tc>
           <w:tcPr>
-            <w:tcW w:type="dxa" w:w="1440"/>
+            <w:tcW w:type="dxa" w:w="1080"/>
           </w:tcPr>
           <w:p>
             <w:r>
@@ -479,7 +628,17 @@
         </w:tc>
         <w:tc>
           <w:tcPr>
-            <w:tcW w:type="dxa" w:w="1440"/>
+            <w:tcW w:type="dxa" w:w="1080"/>
+          </w:tcPr>
+          <w:p>
+            <w:r>
+              <w:t>12:00-12:40</w:t>
+            </w:r>
+          </w:p>
+        </w:tc>
+        <w:tc>
+          <w:tcPr>
+            <w:tcW w:type="dxa" w:w="1080"/>
           </w:tcPr>
           <w:p>
             <w:r>
@@ -491,7 +650,7 @@
         </w:tc>
         <w:tc>
           <w:tcPr>
-            <w:tcW w:type="dxa" w:w="1440"/>
+            <w:tcW w:type="dxa" w:w="1080"/>
           </w:tcPr>
           <w:p>
             <w:r>
@@ -503,7 +662,7 @@
         </w:tc>
         <w:tc>
           <w:tcPr>
-            <w:tcW w:type="dxa" w:w="1440"/>
+            <w:tcW w:type="dxa" w:w="1080"/>
           </w:tcPr>
           <w:p>
             <w:r>
@@ -515,7 +674,7 @@
         </w:tc>
         <w:tc>
           <w:tcPr>
-            <w:tcW w:type="dxa" w:w="1440"/>
+            <w:tcW w:type="dxa" w:w="1080"/>
           </w:tcPr>
           <w:p>
             <w:r>
@@ -527,31 +686,7 @@
         </w:tc>
         <w:tc>
           <w:tcPr>
-            <w:tcW w:type="dxa" w:w="1440"/>
-          </w:tcPr>
-          <w:p>
-            <w:r>
-              <w:t>6D</w:t>
-              <w:br/>
-              <w:t>GENERAL SCIENCE</w:t>
-            </w:r>
-          </w:p>
-        </w:tc>
-      </w:tr>
-      <w:tr>
-        <w:tc>
-          <w:tcPr>
-            <w:tcW w:type="dxa" w:w="1440"/>
-          </w:tcPr>
-          <w:p>
-            <w:r>
-              <w:t>P7</w:t>
-            </w:r>
-          </w:p>
-        </w:tc>
-        <w:tc>
-          <w:tcPr>
-            <w:tcW w:type="dxa" w:w="1440"/>
+            <w:tcW w:type="dxa" w:w="1080"/>
           </w:tcPr>
           <w:p>
             <w:r>
@@ -563,7 +698,51 @@
         </w:tc>
         <w:tc>
           <w:tcPr>
-            <w:tcW w:type="dxa" w:w="1440"/>
+            <w:tcW w:type="dxa" w:w="1080"/>
+          </w:tcPr>
+          <w:p>
+            <w:r>
+              <w:t>11:35-12:15</w:t>
+            </w:r>
+          </w:p>
+        </w:tc>
+      </w:tr>
+      <w:tr>
+        <w:tc>
+          <w:tcPr>
+            <w:tcW w:type="dxa" w:w="1080"/>
+          </w:tcPr>
+          <w:p>
+            <w:r>
+              <w:t>P7</w:t>
+            </w:r>
+          </w:p>
+        </w:tc>
+        <w:tc>
+          <w:tcPr>
+            <w:tcW w:type="dxa" w:w="1080"/>
+          </w:tcPr>
+          <w:p>
+            <w:r>
+              <w:t>12:40-1:20</w:t>
+            </w:r>
+          </w:p>
+        </w:tc>
+        <w:tc>
+          <w:tcPr>
+            <w:tcW w:type="dxa" w:w="1080"/>
+          </w:tcPr>
+          <w:p>
+            <w:r>
+              <w:t>6D</w:t>
+              <w:br/>
+              <w:t>GENERAL SCIENCE</w:t>
+            </w:r>
+          </w:p>
+        </w:tc>
+        <w:tc>
+          <w:tcPr>
+            <w:tcW w:type="dxa" w:w="1080"/>
           </w:tcPr>
           <w:p>
             <w:r/>
@@ -571,7 +750,7 @@
         </w:tc>
         <w:tc>
           <w:tcPr>
-            <w:tcW w:type="dxa" w:w="1440"/>
+            <w:tcW w:type="dxa" w:w="1080"/>
           </w:tcPr>
           <w:p>
             <w:r/>
@@ -579,7 +758,7 @@
         </w:tc>
         <w:tc>
           <w:tcPr>
-            <w:tcW w:type="dxa" w:w="1440"/>
+            <w:tcW w:type="dxa" w:w="1080"/>
           </w:tcPr>
           <w:p>
             <w:r/>
@@ -587,7 +766,15 @@
         </w:tc>
         <w:tc>
           <w:tcPr>
-            <w:tcW w:type="dxa" w:w="1440"/>
+            <w:tcW w:type="dxa" w:w="1080"/>
+          </w:tcPr>
+          <w:p>
+            <w:r/>
+          </w:p>
+        </w:tc>
+        <w:tc>
+          <w:tcPr>
+            <w:tcW w:type="dxa" w:w="1080"/>
           </w:tcPr>
           <w:p>
             <w:r/>
@@ -597,7 +784,7 @@
       <w:tr>
         <w:tc>
           <w:tcPr>
-            <w:tcW w:type="dxa" w:w="1440"/>
+            <w:tcW w:type="dxa" w:w="1080"/>
           </w:tcPr>
           <w:p>
             <w:r>
@@ -607,7 +794,17 @@
         </w:tc>
         <w:tc>
           <w:tcPr>
-            <w:tcW w:type="dxa" w:w="1440"/>
+            <w:tcW w:type="dxa" w:w="1080"/>
+          </w:tcPr>
+          <w:p>
+            <w:r>
+              <w:t>1:20-2:00</w:t>
+            </w:r>
+          </w:p>
+        </w:tc>
+        <w:tc>
+          <w:tcPr>
+            <w:tcW w:type="dxa" w:w="1080"/>
           </w:tcPr>
           <w:p>
             <w:r/>
@@ -615,7 +812,7 @@
         </w:tc>
         <w:tc>
           <w:tcPr>
-            <w:tcW w:type="dxa" w:w="1440"/>
+            <w:tcW w:type="dxa" w:w="1080"/>
           </w:tcPr>
           <w:p>
             <w:r>
@@ -627,7 +824,7 @@
         </w:tc>
         <w:tc>
           <w:tcPr>
-            <w:tcW w:type="dxa" w:w="1440"/>
+            <w:tcW w:type="dxa" w:w="1080"/>
           </w:tcPr>
           <w:p>
             <w:r>
@@ -639,7 +836,7 @@
         </w:tc>
         <w:tc>
           <w:tcPr>
-            <w:tcW w:type="dxa" w:w="1440"/>
+            <w:tcW w:type="dxa" w:w="1080"/>
           </w:tcPr>
           <w:p>
             <w:r/>
@@ -647,7 +844,15 @@
         </w:tc>
         <w:tc>
           <w:tcPr>
-            <w:tcW w:type="dxa" w:w="1440"/>
+            <w:tcW w:type="dxa" w:w="1080"/>
+          </w:tcPr>
+          <w:p>
+            <w:r/>
+          </w:p>
+        </w:tc>
+        <w:tc>
+          <w:tcPr>
+            <w:tcW w:type="dxa" w:w="1080"/>
           </w:tcPr>
           <w:p>
             <w:r/>

--- a/BEENISH KAMRAN_timetable.docx
+++ b/BEENISH KAMRAN_timetable.docx
@@ -22,92 +22,116 @@
         <w:tblLook w:firstColumn="1" w:firstRow="1" w:lastColumn="0" w:lastRow="0" w:noHBand="0" w:noVBand="1" w:val="04A0"/>
       </w:tblPr>
       <w:tblGrid>
-        <w:gridCol w:w="1080"/>
-        <w:gridCol w:w="1080"/>
-        <w:gridCol w:w="1080"/>
-        <w:gridCol w:w="1080"/>
-        <w:gridCol w:w="1080"/>
-        <w:gridCol w:w="1080"/>
-        <w:gridCol w:w="1080"/>
-        <w:gridCol w:w="1080"/>
+        <w:gridCol w:w="1530"/>
+        <w:gridCol w:w="1530"/>
+        <w:gridCol w:w="1530"/>
+        <w:gridCol w:w="1530"/>
+        <w:gridCol w:w="1530"/>
+        <w:gridCol w:w="1530"/>
+        <w:gridCol w:w="1530"/>
+        <w:gridCol w:w="1530"/>
       </w:tblGrid>
       <w:tr>
         <w:tc>
           <w:tcPr>
-            <w:tcW w:type="dxa" w:w="1080"/>
+            <w:tcW w:type="dxa" w:w="1530"/>
           </w:tcPr>
           <w:p>
             <w:r>
+              <w:rPr>
+                <w:b/>
+              </w:rPr>
               <w:t>Period</w:t>
             </w:r>
           </w:p>
         </w:tc>
         <w:tc>
           <w:tcPr>
-            <w:tcW w:type="dxa" w:w="1080"/>
+            <w:tcW w:type="dxa" w:w="1530"/>
           </w:tcPr>
           <w:p>
             <w:r>
-              <w:t>Mon-Thu Time</w:t>
+              <w:rPr>
+                <w:b/>
+              </w:rPr>
+              <w:t>Mon-Wed Time</w:t>
             </w:r>
           </w:p>
         </w:tc>
         <w:tc>
           <w:tcPr>
-            <w:tcW w:type="dxa" w:w="1080"/>
+            <w:tcW w:type="dxa" w:w="1530"/>
           </w:tcPr>
           <w:p>
             <w:r>
+              <w:rPr>
+                <w:b/>
+              </w:rPr>
               <w:t>Mon</w:t>
             </w:r>
           </w:p>
         </w:tc>
         <w:tc>
           <w:tcPr>
-            <w:tcW w:type="dxa" w:w="1080"/>
+            <w:tcW w:type="dxa" w:w="1530"/>
           </w:tcPr>
           <w:p>
             <w:r>
+              <w:rPr>
+                <w:b/>
+              </w:rPr>
               <w:t>Tue</w:t>
             </w:r>
           </w:p>
         </w:tc>
         <w:tc>
           <w:tcPr>
-            <w:tcW w:type="dxa" w:w="1080"/>
+            <w:tcW w:type="dxa" w:w="1530"/>
           </w:tcPr>
           <w:p>
             <w:r>
+              <w:rPr>
+                <w:b/>
+              </w:rPr>
               <w:t>Wed</w:t>
             </w:r>
           </w:p>
         </w:tc>
         <w:tc>
           <w:tcPr>
-            <w:tcW w:type="dxa" w:w="1080"/>
+            <w:tcW w:type="dxa" w:w="1530"/>
           </w:tcPr>
           <w:p>
             <w:r>
+              <w:rPr>
+                <w:b/>
+              </w:rPr>
               <w:t>Thu</w:t>
             </w:r>
           </w:p>
         </w:tc>
         <w:tc>
           <w:tcPr>
-            <w:tcW w:type="dxa" w:w="1080"/>
+            <w:tcW w:type="dxa" w:w="1530"/>
           </w:tcPr>
           <w:p>
             <w:r>
+              <w:rPr>
+                <w:b/>
+              </w:rPr>
               <w:t>Fri</w:t>
             </w:r>
           </w:p>
         </w:tc>
         <w:tc>
           <w:tcPr>
-            <w:tcW w:type="dxa" w:w="1080"/>
+            <w:tcW w:type="dxa" w:w="1530"/>
           </w:tcPr>
           <w:p>
             <w:r>
+              <w:rPr>
+                <w:b/>
+              </w:rPr>
               <w:t>Fri Time</w:t>
             </w:r>
           </w:p>
@@ -116,7 +140,7 @@
       <w:tr>
         <w:tc>
           <w:tcPr>
-            <w:tcW w:type="dxa" w:w="1080"/>
+            <w:tcW w:type="dxa" w:w="1530"/>
           </w:tcPr>
           <w:p>
             <w:r>
@@ -126,7 +150,7 @@
         </w:tc>
         <w:tc>
           <w:tcPr>
-            <w:tcW w:type="dxa" w:w="1080"/>
+            <w:tcW w:type="dxa" w:w="1530"/>
           </w:tcPr>
           <w:p>
             <w:r>
@@ -136,23 +160,7 @@
         </w:tc>
         <w:tc>
           <w:tcPr>
-            <w:tcW w:type="dxa" w:w="1080"/>
-          </w:tcPr>
-          <w:p>
-            <w:r/>
-          </w:p>
-        </w:tc>
-        <w:tc>
-          <w:tcPr>
-            <w:tcW w:type="dxa" w:w="1080"/>
-          </w:tcPr>
-          <w:p>
-            <w:r/>
-          </w:p>
-        </w:tc>
-        <w:tc>
-          <w:tcPr>
-            <w:tcW w:type="dxa" w:w="1080"/>
+            <w:tcW w:type="dxa" w:w="1530"/>
           </w:tcPr>
           <w:p>
             <w:r>
@@ -164,7 +172,7 @@
         </w:tc>
         <w:tc>
           <w:tcPr>
-            <w:tcW w:type="dxa" w:w="1080"/>
+            <w:tcW w:type="dxa" w:w="1530"/>
           </w:tcPr>
           <w:p>
             <w:r>
@@ -176,7 +184,7 @@
         </w:tc>
         <w:tc>
           <w:tcPr>
-            <w:tcW w:type="dxa" w:w="1080"/>
+            <w:tcW w:type="dxa" w:w="1530"/>
           </w:tcPr>
           <w:p>
             <w:r>
@@ -188,7 +196,27 @@
         </w:tc>
         <w:tc>
           <w:tcPr>
-            <w:tcW w:type="dxa" w:w="1080"/>
+            <w:tcW w:type="dxa" w:w="1530"/>
+          </w:tcPr>
+          <w:p>
+            <w:r>
+              <w:t>8C</w:t>
+              <w:br/>
+              <w:t>GENERAL SCIENCE</w:t>
+            </w:r>
+          </w:p>
+        </w:tc>
+        <w:tc>
+          <w:tcPr>
+            <w:tcW w:type="dxa" w:w="1530"/>
+          </w:tcPr>
+          <w:p>
+            <w:r/>
+          </w:p>
+        </w:tc>
+        <w:tc>
+          <w:tcPr>
+            <w:tcW w:type="dxa" w:w="1530"/>
           </w:tcPr>
           <w:p>
             <w:r>
@@ -200,7 +228,7 @@
       <w:tr>
         <w:tc>
           <w:tcPr>
-            <w:tcW w:type="dxa" w:w="1080"/>
+            <w:tcW w:type="dxa" w:w="1530"/>
           </w:tcPr>
           <w:p>
             <w:r>
@@ -210,7 +238,7 @@
         </w:tc>
         <w:tc>
           <w:tcPr>
-            <w:tcW w:type="dxa" w:w="1080"/>
+            <w:tcW w:type="dxa" w:w="1530"/>
           </w:tcPr>
           <w:p>
             <w:r>
@@ -220,11 +248,11 @@
         </w:tc>
         <w:tc>
           <w:tcPr>
-            <w:tcW w:type="dxa" w:w="1080"/>
+            <w:tcW w:type="dxa" w:w="1530"/>
           </w:tcPr>
           <w:p>
             <w:r>
-              <w:t>10F</w:t>
+              <w:t>6D</w:t>
               <w:br/>
               <w:t>GENERAL SCIENCE</w:t>
             </w:r>
@@ -232,7 +260,207 @@
         </w:tc>
         <w:tc>
           <w:tcPr>
-            <w:tcW w:type="dxa" w:w="1080"/>
+            <w:tcW w:type="dxa" w:w="1530"/>
+          </w:tcPr>
+          <w:p>
+            <w:r/>
+          </w:p>
+        </w:tc>
+        <w:tc>
+          <w:tcPr>
+            <w:tcW w:type="dxa" w:w="1530"/>
+          </w:tcPr>
+          <w:p>
+            <w:r/>
+          </w:p>
+        </w:tc>
+        <w:tc>
+          <w:tcPr>
+            <w:tcW w:type="dxa" w:w="1530"/>
+          </w:tcPr>
+          <w:p>
+            <w:r/>
+          </w:p>
+        </w:tc>
+        <w:tc>
+          <w:tcPr>
+            <w:tcW w:type="dxa" w:w="1530"/>
+          </w:tcPr>
+          <w:p>
+            <w:r>
+              <w:t>7B</w:t>
+              <w:br/>
+              <w:t>GENERAL SCIENCE</w:t>
+            </w:r>
+          </w:p>
+        </w:tc>
+        <w:tc>
+          <w:tcPr>
+            <w:tcW w:type="dxa" w:w="1530"/>
+          </w:tcPr>
+          <w:p>
+            <w:r>
+              <w:t>8:40-9:15</w:t>
+            </w:r>
+          </w:p>
+        </w:tc>
+      </w:tr>
+      <w:tr>
+        <w:tc>
+          <w:tcPr>
+            <w:tcW w:type="dxa" w:w="1530"/>
+          </w:tcPr>
+          <w:p>
+            <w:r>
+              <w:t>P3</w:t>
+            </w:r>
+          </w:p>
+        </w:tc>
+        <w:tc>
+          <w:tcPr>
+            <w:tcW w:type="dxa" w:w="1530"/>
+          </w:tcPr>
+          <w:p>
+            <w:r>
+              <w:t>9:30-10:10</w:t>
+            </w:r>
+          </w:p>
+        </w:tc>
+        <w:tc>
+          <w:tcPr>
+            <w:tcW w:type="dxa" w:w="1530"/>
+          </w:tcPr>
+          <w:p>
+            <w:r/>
+          </w:p>
+        </w:tc>
+        <w:tc>
+          <w:tcPr>
+            <w:tcW w:type="dxa" w:w="1530"/>
+          </w:tcPr>
+          <w:p>
+            <w:r>
+              <w:t>6D</w:t>
+              <w:br/>
+              <w:t>GENERAL SCIENCE</w:t>
+            </w:r>
+          </w:p>
+        </w:tc>
+        <w:tc>
+          <w:tcPr>
+            <w:tcW w:type="dxa" w:w="1530"/>
+          </w:tcPr>
+          <w:p>
+            <w:r>
+              <w:t>6E</w:t>
+              <w:br/>
+              <w:t>GENERAL SCIENCE</w:t>
+            </w:r>
+          </w:p>
+        </w:tc>
+        <w:tc>
+          <w:tcPr>
+            <w:tcW w:type="dxa" w:w="1530"/>
+          </w:tcPr>
+          <w:p>
+            <w:r>
+              <w:t>6D</w:t>
+              <w:br/>
+              <w:t>GENERAL SCIENCE</w:t>
+            </w:r>
+          </w:p>
+        </w:tc>
+        <w:tc>
+          <w:tcPr>
+            <w:tcW w:type="dxa" w:w="1530"/>
+          </w:tcPr>
+          <w:p>
+            <w:r>
+              <w:t>6E</w:t>
+              <w:br/>
+              <w:t>GENERAL SCIENCE</w:t>
+            </w:r>
+          </w:p>
+        </w:tc>
+        <w:tc>
+          <w:tcPr>
+            <w:tcW w:type="dxa" w:w="1530"/>
+          </w:tcPr>
+          <w:p>
+            <w:r>
+              <w:t>9:15-9:50</w:t>
+            </w:r>
+          </w:p>
+        </w:tc>
+      </w:tr>
+      <w:tr>
+        <w:tc>
+          <w:tcPr>
+            <w:tcW w:type="dxa" w:w="1530"/>
+          </w:tcPr>
+          <w:p>
+            <w:r>
+              <w:t>P4</w:t>
+            </w:r>
+          </w:p>
+        </w:tc>
+        <w:tc>
+          <w:tcPr>
+            <w:tcW w:type="dxa" w:w="1530"/>
+          </w:tcPr>
+          <w:p>
+            <w:r>
+              <w:t>10:10-10:50</w:t>
+            </w:r>
+          </w:p>
+        </w:tc>
+        <w:tc>
+          <w:tcPr>
+            <w:tcW w:type="dxa" w:w="1530"/>
+          </w:tcPr>
+          <w:p>
+            <w:r>
+              <w:t>7B</w:t>
+              <w:br/>
+              <w:t>GENERAL SCIENCE</w:t>
+            </w:r>
+          </w:p>
+        </w:tc>
+        <w:tc>
+          <w:tcPr>
+            <w:tcW w:type="dxa" w:w="1530"/>
+          </w:tcPr>
+          <w:p>
+            <w:r>
+              <w:t>6E</w:t>
+              <w:br/>
+              <w:t>GENERAL SCIENCE</w:t>
+            </w:r>
+          </w:p>
+        </w:tc>
+        <w:tc>
+          <w:tcPr>
+            <w:tcW w:type="dxa" w:w="1530"/>
+          </w:tcPr>
+          <w:p>
+            <w:r>
+              <w:t>7B</w:t>
+              <w:br/>
+              <w:t>GENERAL SCIENCE</w:t>
+            </w:r>
+          </w:p>
+        </w:tc>
+        <w:tc>
+          <w:tcPr>
+            <w:tcW w:type="dxa" w:w="1530"/>
+          </w:tcPr>
+          <w:p>
+            <w:r/>
+          </w:p>
+        </w:tc>
+        <w:tc>
+          <w:tcPr>
+            <w:tcW w:type="dxa" w:w="1530"/>
           </w:tcPr>
           <w:p>
             <w:r>
@@ -244,31 +472,39 @@
         </w:tc>
         <w:tc>
           <w:tcPr>
-            <w:tcW w:type="dxa" w:w="1080"/>
+            <w:tcW w:type="dxa" w:w="1530"/>
           </w:tcPr>
           <w:p>
             <w:r>
-              <w:t>10F</w:t>
-              <w:br/>
-              <w:t>GENERAL SCIENCE</w:t>
+              <w:t>9:50-10:25</w:t>
+            </w:r>
+          </w:p>
+        </w:tc>
+      </w:tr>
+      <w:tr>
+        <w:tc>
+          <w:tcPr>
+            <w:tcW w:type="dxa" w:w="1530"/>
+          </w:tcPr>
+          <w:p>
+            <w:r>
+              <w:t>Lunch</w:t>
             </w:r>
           </w:p>
         </w:tc>
         <w:tc>
           <w:tcPr>
-            <w:tcW w:type="dxa" w:w="1080"/>
+            <w:tcW w:type="dxa" w:w="1530"/>
           </w:tcPr>
           <w:p>
             <w:r>
-              <w:t>10F</w:t>
-              <w:br/>
-              <w:t>GENERAL SCIENCE</w:t>
+              <w:t>10:50-11:20</w:t>
             </w:r>
           </w:p>
         </w:tc>
         <w:tc>
           <w:tcPr>
-            <w:tcW w:type="dxa" w:w="1080"/>
+            <w:tcW w:type="dxa" w:w="1530"/>
           </w:tcPr>
           <w:p>
             <w:r/>
@@ -276,11 +512,43 @@
         </w:tc>
         <w:tc>
           <w:tcPr>
-            <w:tcW w:type="dxa" w:w="1080"/>
+            <w:tcW w:type="dxa" w:w="1530"/>
+          </w:tcPr>
+          <w:p>
+            <w:r/>
+          </w:p>
+        </w:tc>
+        <w:tc>
+          <w:tcPr>
+            <w:tcW w:type="dxa" w:w="1530"/>
+          </w:tcPr>
+          <w:p>
+            <w:r/>
+          </w:p>
+        </w:tc>
+        <w:tc>
+          <w:tcPr>
+            <w:tcW w:type="dxa" w:w="1530"/>
+          </w:tcPr>
+          <w:p>
+            <w:r/>
+          </w:p>
+        </w:tc>
+        <w:tc>
+          <w:tcPr>
+            <w:tcW w:type="dxa" w:w="1530"/>
+          </w:tcPr>
+          <w:p>
+            <w:r/>
+          </w:p>
+        </w:tc>
+        <w:tc>
+          <w:tcPr>
+            <w:tcW w:type="dxa" w:w="1530"/>
           </w:tcPr>
           <w:p>
             <w:r>
-              <w:t>8:40-9:15</w:t>
+              <w:t>10:25-10:55</w:t>
             </w:r>
           </w:p>
         </w:tc>
@@ -288,27 +556,51 @@
       <w:tr>
         <w:tc>
           <w:tcPr>
-            <w:tcW w:type="dxa" w:w="1080"/>
+            <w:tcW w:type="dxa" w:w="1530"/>
           </w:tcPr>
           <w:p>
             <w:r>
-              <w:t>P3</w:t>
+              <w:t>P5</w:t>
             </w:r>
           </w:p>
         </w:tc>
         <w:tc>
           <w:tcPr>
-            <w:tcW w:type="dxa" w:w="1080"/>
+            <w:tcW w:type="dxa" w:w="1530"/>
           </w:tcPr>
           <w:p>
             <w:r>
-              <w:t>9:30-10:10</w:t>
+              <w:t>11:20-12:00</w:t>
             </w:r>
           </w:p>
         </w:tc>
         <w:tc>
           <w:tcPr>
-            <w:tcW w:type="dxa" w:w="1080"/>
+            <w:tcW w:type="dxa" w:w="1530"/>
+          </w:tcPr>
+          <w:p>
+            <w:r/>
+          </w:p>
+        </w:tc>
+        <w:tc>
+          <w:tcPr>
+            <w:tcW w:type="dxa" w:w="1530"/>
+          </w:tcPr>
+          <w:p>
+            <w:r/>
+          </w:p>
+        </w:tc>
+        <w:tc>
+          <w:tcPr>
+            <w:tcW w:type="dxa" w:w="1530"/>
+          </w:tcPr>
+          <w:p>
+            <w:r/>
+          </w:p>
+        </w:tc>
+        <w:tc>
+          <w:tcPr>
+            <w:tcW w:type="dxa" w:w="1530"/>
           </w:tcPr>
           <w:p>
             <w:r>
@@ -320,7 +612,63 @@
         </w:tc>
         <w:tc>
           <w:tcPr>
-            <w:tcW w:type="dxa" w:w="1080"/>
+            <w:tcW w:type="dxa" w:w="1530"/>
+          </w:tcPr>
+          <w:p>
+            <w:r>
+              <w:t>6D</w:t>
+              <w:br/>
+              <w:t>GENERAL SCIENCE</w:t>
+            </w:r>
+          </w:p>
+        </w:tc>
+        <w:tc>
+          <w:tcPr>
+            <w:tcW w:type="dxa" w:w="1530"/>
+          </w:tcPr>
+          <w:p>
+            <w:r>
+              <w:t>10:55-11:35</w:t>
+            </w:r>
+          </w:p>
+        </w:tc>
+      </w:tr>
+      <w:tr>
+        <w:tc>
+          <w:tcPr>
+            <w:tcW w:type="dxa" w:w="1530"/>
+          </w:tcPr>
+          <w:p>
+            <w:r>
+              <w:t>P6</w:t>
+            </w:r>
+          </w:p>
+        </w:tc>
+        <w:tc>
+          <w:tcPr>
+            <w:tcW w:type="dxa" w:w="1530"/>
+          </w:tcPr>
+          <w:p>
+            <w:r>
+              <w:t>12:00-12:40</w:t>
+            </w:r>
+          </w:p>
+        </w:tc>
+        <w:tc>
+          <w:tcPr>
+            <w:tcW w:type="dxa" w:w="1530"/>
+          </w:tcPr>
+          <w:p>
+            <w:r>
+              <w:t>6E</w:t>
+              <w:br/>
+              <w:t>GENERAL SCIENCE</w:t>
+            </w:r>
+          </w:p>
+        </w:tc>
+        <w:tc>
+          <w:tcPr>
+            <w:tcW w:type="dxa" w:w="1530"/>
           </w:tcPr>
           <w:p>
             <w:r>
@@ -332,19 +680,87 @@
         </w:tc>
         <w:tc>
           <w:tcPr>
-            <w:tcW w:type="dxa" w:w="1080"/>
+            <w:tcW w:type="dxa" w:w="1530"/>
+          </w:tcPr>
+          <w:p>
+            <w:r/>
+          </w:p>
+        </w:tc>
+        <w:tc>
+          <w:tcPr>
+            <w:tcW w:type="dxa" w:w="1530"/>
           </w:tcPr>
           <w:p>
             <w:r>
-              <w:t>6E</w:t>
+              <w:t>10F</w:t>
               <w:br/>
-              <w:t>GENERAL SCIENCE</w:t>
+              <w:t xml:space="preserve">GENERAL SCIENCE </w:t>
             </w:r>
           </w:p>
         </w:tc>
         <w:tc>
           <w:tcPr>
-            <w:tcW w:type="dxa" w:w="1080"/>
+            <w:tcW w:type="dxa" w:w="1530"/>
+          </w:tcPr>
+          <w:p>
+            <w:r/>
+          </w:p>
+        </w:tc>
+        <w:tc>
+          <w:tcPr>
+            <w:tcW w:type="dxa" w:w="1530"/>
+          </w:tcPr>
+          <w:p>
+            <w:r>
+              <w:t>11:35-12:15</w:t>
+            </w:r>
+          </w:p>
+        </w:tc>
+      </w:tr>
+      <w:tr>
+        <w:tc>
+          <w:tcPr>
+            <w:tcW w:type="dxa" w:w="1530"/>
+          </w:tcPr>
+          <w:p>
+            <w:r>
+              <w:t>P7</w:t>
+            </w:r>
+          </w:p>
+        </w:tc>
+        <w:tc>
+          <w:tcPr>
+            <w:tcW w:type="dxa" w:w="1530"/>
+          </w:tcPr>
+          <w:p>
+            <w:r>
+              <w:t>12:40-1:20</w:t>
+            </w:r>
+          </w:p>
+        </w:tc>
+        <w:tc>
+          <w:tcPr>
+            <w:tcW w:type="dxa" w:w="1530"/>
+          </w:tcPr>
+          <w:p>
+            <w:r>
+              <w:t>10F</w:t>
+              <w:br/>
+              <w:t xml:space="preserve">GENERAL SCIENCE </w:t>
+            </w:r>
+          </w:p>
+        </w:tc>
+        <w:tc>
+          <w:tcPr>
+            <w:tcW w:type="dxa" w:w="1530"/>
+          </w:tcPr>
+          <w:p>
+            <w:r/>
+          </w:p>
+        </w:tc>
+        <w:tc>
+          <w:tcPr>
+            <w:tcW w:type="dxa" w:w="1530"/>
           </w:tcPr>
           <w:p>
             <w:r>
@@ -356,7 +772,89 @@
         </w:tc>
         <w:tc>
           <w:tcPr>
-            <w:tcW w:type="dxa" w:w="1080"/>
+            <w:tcW w:type="dxa" w:w="1530"/>
+          </w:tcPr>
+          <w:p>
+            <w:r>
+              <w:t>10F</w:t>
+              <w:br/>
+              <w:t xml:space="preserve">GENERAL SCIENCE </w:t>
+            </w:r>
+          </w:p>
+        </w:tc>
+        <w:tc>
+          <w:tcPr>
+            <w:tcW w:type="dxa" w:w="1530"/>
+          </w:tcPr>
+          <w:p>
+            <w:r/>
+          </w:p>
+        </w:tc>
+        <w:tc>
+          <w:tcPr>
+            <w:tcW w:type="dxa" w:w="1530"/>
+          </w:tcPr>
+          <w:p>
+            <w:r/>
+          </w:p>
+        </w:tc>
+      </w:tr>
+      <w:tr>
+        <w:tc>
+          <w:tcPr>
+            <w:tcW w:type="dxa" w:w="1530"/>
+          </w:tcPr>
+          <w:p>
+            <w:r>
+              <w:t>P8</w:t>
+            </w:r>
+          </w:p>
+        </w:tc>
+        <w:tc>
+          <w:tcPr>
+            <w:tcW w:type="dxa" w:w="1530"/>
+          </w:tcPr>
+          <w:p>
+            <w:r>
+              <w:t>1:20-2:00</w:t>
+            </w:r>
+          </w:p>
+        </w:tc>
+        <w:tc>
+          <w:tcPr>
+            <w:tcW w:type="dxa" w:w="1530"/>
+          </w:tcPr>
+          <w:p>
+            <w:r/>
+          </w:p>
+        </w:tc>
+        <w:tc>
+          <w:tcPr>
+            <w:tcW w:type="dxa" w:w="1530"/>
+          </w:tcPr>
+          <w:p>
+            <w:r>
+              <w:t>10F</w:t>
+              <w:br/>
+              <w:t xml:space="preserve">GENERAL SCIENCE </w:t>
+            </w:r>
+          </w:p>
+        </w:tc>
+        <w:tc>
+          <w:tcPr>
+            <w:tcW w:type="dxa" w:w="1530"/>
+          </w:tcPr>
+          <w:p>
+            <w:r>
+              <w:t>10F</w:t>
+              <w:br/>
+              <w:t xml:space="preserve">GENERAL SCIENCE </w:t>
+            </w:r>
+          </w:p>
+        </w:tc>
+        <w:tc>
+          <w:tcPr>
+            <w:tcW w:type="dxa" w:w="1530"/>
           </w:tcPr>
           <w:p>
             <w:r>
@@ -368,51 +866,7 @@
         </w:tc>
         <w:tc>
           <w:tcPr>
-            <w:tcW w:type="dxa" w:w="1080"/>
-          </w:tcPr>
-          <w:p>
-            <w:r>
-              <w:t>9:15-9:50</w:t>
-            </w:r>
-          </w:p>
-        </w:tc>
-      </w:tr>
-      <w:tr>
-        <w:tc>
-          <w:tcPr>
-            <w:tcW w:type="dxa" w:w="1080"/>
-          </w:tcPr>
-          <w:p>
-            <w:r>
-              <w:t>P4</w:t>
-            </w:r>
-          </w:p>
-        </w:tc>
-        <w:tc>
-          <w:tcPr>
-            <w:tcW w:type="dxa" w:w="1080"/>
-          </w:tcPr>
-          <w:p>
-            <w:r>
-              <w:t>10:10-10:50</w:t>
-            </w:r>
-          </w:p>
-        </w:tc>
-        <w:tc>
-          <w:tcPr>
-            <w:tcW w:type="dxa" w:w="1080"/>
-          </w:tcPr>
-          <w:p>
-            <w:r>
-              <w:t>7B</w:t>
-              <w:br/>
-              <w:t>GENERAL SCIENCE</w:t>
-            </w:r>
-          </w:p>
-        </w:tc>
-        <w:tc>
-          <w:tcPr>
-            <w:tcW w:type="dxa" w:w="1080"/>
+            <w:tcW w:type="dxa" w:w="1530"/>
           </w:tcPr>
           <w:p>
             <w:r/>
@@ -420,439 +874,7 @@
         </w:tc>
         <w:tc>
           <w:tcPr>
-            <w:tcW w:type="dxa" w:w="1080"/>
-          </w:tcPr>
-          <w:p>
-            <w:r/>
-          </w:p>
-        </w:tc>
-        <w:tc>
-          <w:tcPr>
-            <w:tcW w:type="dxa" w:w="1080"/>
-          </w:tcPr>
-          <w:p>
-            <w:r/>
-          </w:p>
-        </w:tc>
-        <w:tc>
-          <w:tcPr>
-            <w:tcW w:type="dxa" w:w="1080"/>
-          </w:tcPr>
-          <w:p>
-            <w:r>
-              <w:t>6E</w:t>
-              <w:br/>
-              <w:t>GENERAL SCIENCE</w:t>
-            </w:r>
-          </w:p>
-        </w:tc>
-        <w:tc>
-          <w:tcPr>
-            <w:tcW w:type="dxa" w:w="1080"/>
-          </w:tcPr>
-          <w:p>
-            <w:r>
-              <w:t>9:50-10:25</w:t>
-            </w:r>
-          </w:p>
-        </w:tc>
-      </w:tr>
-      <w:tr>
-        <w:tc>
-          <w:tcPr>
-            <w:tcW w:type="dxa" w:w="1080"/>
-          </w:tcPr>
-          <w:p>
-            <w:r>
-              <w:t>P5</w:t>
-            </w:r>
-          </w:p>
-        </w:tc>
-        <w:tc>
-          <w:tcPr>
-            <w:tcW w:type="dxa" w:w="1080"/>
-          </w:tcPr>
-          <w:p>
-            <w:r>
-              <w:t>10:50-11:30</w:t>
-            </w:r>
-          </w:p>
-        </w:tc>
-        <w:tc>
-          <w:tcPr>
-            <w:tcW w:type="dxa" w:w="1080"/>
-          </w:tcPr>
-          <w:p>
-            <w:r/>
-          </w:p>
-        </w:tc>
-        <w:tc>
-          <w:tcPr>
-            <w:tcW w:type="dxa" w:w="1080"/>
-          </w:tcPr>
-          <w:p>
-            <w:r>
-              <w:t>6D</w:t>
-              <w:br/>
-              <w:t>GENERAL SCIENCE</w:t>
-            </w:r>
-          </w:p>
-        </w:tc>
-        <w:tc>
-          <w:tcPr>
-            <w:tcW w:type="dxa" w:w="1080"/>
-          </w:tcPr>
-          <w:p>
-            <w:r>
-              <w:t>6D</w:t>
-              <w:br/>
-              <w:t>GENERAL SCIENCE</w:t>
-            </w:r>
-          </w:p>
-        </w:tc>
-        <w:tc>
-          <w:tcPr>
-            <w:tcW w:type="dxa" w:w="1080"/>
-          </w:tcPr>
-          <w:p>
-            <w:r>
-              <w:t>7B</w:t>
-              <w:br/>
-              <w:t>GENERAL SCIENCE</w:t>
-            </w:r>
-          </w:p>
-        </w:tc>
-        <w:tc>
-          <w:tcPr>
-            <w:tcW w:type="dxa" w:w="1080"/>
-          </w:tcPr>
-          <w:p>
-            <w:r>
-              <w:t>Lunch</w:t>
-            </w:r>
-          </w:p>
-        </w:tc>
-        <w:tc>
-          <w:tcPr>
-            <w:tcW w:type="dxa" w:w="1080"/>
-          </w:tcPr>
-          <w:p>
-            <w:r>
-              <w:t>10:55-11:35</w:t>
-            </w:r>
-          </w:p>
-        </w:tc>
-      </w:tr>
-      <w:tr>
-        <w:tc>
-          <w:tcPr>
-            <w:tcW w:type="dxa" w:w="1080"/>
-          </w:tcPr>
-          <w:p>
-            <w:r>
-              <w:t>Lunch</w:t>
-            </w:r>
-          </w:p>
-        </w:tc>
-        <w:tc>
-          <w:tcPr>
-            <w:tcW w:type="dxa" w:w="1080"/>
-          </w:tcPr>
-          <w:p>
-            <w:r>
-              <w:t>11:30-12:00</w:t>
-            </w:r>
-          </w:p>
-        </w:tc>
-        <w:tc>
-          <w:tcPr>
-            <w:tcW w:type="dxa" w:w="1080"/>
-          </w:tcPr>
-          <w:p>
-            <w:r/>
-          </w:p>
-        </w:tc>
-        <w:tc>
-          <w:tcPr>
-            <w:tcW w:type="dxa" w:w="1080"/>
-          </w:tcPr>
-          <w:p>
-            <w:r/>
-          </w:p>
-        </w:tc>
-        <w:tc>
-          <w:tcPr>
-            <w:tcW w:type="dxa" w:w="1080"/>
-          </w:tcPr>
-          <w:p>
-            <w:r/>
-          </w:p>
-        </w:tc>
-        <w:tc>
-          <w:tcPr>
-            <w:tcW w:type="dxa" w:w="1080"/>
-          </w:tcPr>
-          <w:p>
-            <w:r/>
-          </w:p>
-        </w:tc>
-        <w:tc>
-          <w:tcPr>
-            <w:tcW w:type="dxa" w:w="1080"/>
-          </w:tcPr>
-          <w:p>
-            <w:r/>
-          </w:p>
-        </w:tc>
-        <w:tc>
-          <w:tcPr>
-            <w:tcW w:type="dxa" w:w="1080"/>
-          </w:tcPr>
-          <w:p>
-            <w:r>
-              <w:t>10:25-10:55</w:t>
-            </w:r>
-          </w:p>
-        </w:tc>
-      </w:tr>
-      <w:tr>
-        <w:tc>
-          <w:tcPr>
-            <w:tcW w:type="dxa" w:w="1080"/>
-          </w:tcPr>
-          <w:p>
-            <w:r>
-              <w:t>P6</w:t>
-            </w:r>
-          </w:p>
-        </w:tc>
-        <w:tc>
-          <w:tcPr>
-            <w:tcW w:type="dxa" w:w="1080"/>
-          </w:tcPr>
-          <w:p>
-            <w:r>
-              <w:t>12:00-12:40</w:t>
-            </w:r>
-          </w:p>
-        </w:tc>
-        <w:tc>
-          <w:tcPr>
-            <w:tcW w:type="dxa" w:w="1080"/>
-          </w:tcPr>
-          <w:p>
-            <w:r>
-              <w:t>10F</w:t>
-              <w:br/>
-              <w:t>GENERAL SCIENCE</w:t>
-            </w:r>
-          </w:p>
-        </w:tc>
-        <w:tc>
-          <w:tcPr>
-            <w:tcW w:type="dxa" w:w="1080"/>
-          </w:tcPr>
-          <w:p>
-            <w:r>
-              <w:t>6E</w:t>
-              <w:br/>
-              <w:t>GENERAL SCIENCE</w:t>
-            </w:r>
-          </w:p>
-        </w:tc>
-        <w:tc>
-          <w:tcPr>
-            <w:tcW w:type="dxa" w:w="1080"/>
-          </w:tcPr>
-          <w:p>
-            <w:r>
-              <w:t>7B</w:t>
-              <w:br/>
-              <w:t>GENERAL SCIENCE</w:t>
-            </w:r>
-          </w:p>
-        </w:tc>
-        <w:tc>
-          <w:tcPr>
-            <w:tcW w:type="dxa" w:w="1080"/>
-          </w:tcPr>
-          <w:p>
-            <w:r>
-              <w:t>6E</w:t>
-              <w:br/>
-              <w:t>GENERAL SCIENCE</w:t>
-            </w:r>
-          </w:p>
-        </w:tc>
-        <w:tc>
-          <w:tcPr>
-            <w:tcW w:type="dxa" w:w="1080"/>
-          </w:tcPr>
-          <w:p>
-            <w:r>
-              <w:t>6D</w:t>
-              <w:br/>
-              <w:t>GENERAL SCIENCE</w:t>
-            </w:r>
-          </w:p>
-        </w:tc>
-        <w:tc>
-          <w:tcPr>
-            <w:tcW w:type="dxa" w:w="1080"/>
-          </w:tcPr>
-          <w:p>
-            <w:r>
-              <w:t>11:35-12:15</w:t>
-            </w:r>
-          </w:p>
-        </w:tc>
-      </w:tr>
-      <w:tr>
-        <w:tc>
-          <w:tcPr>
-            <w:tcW w:type="dxa" w:w="1080"/>
-          </w:tcPr>
-          <w:p>
-            <w:r>
-              <w:t>P7</w:t>
-            </w:r>
-          </w:p>
-        </w:tc>
-        <w:tc>
-          <w:tcPr>
-            <w:tcW w:type="dxa" w:w="1080"/>
-          </w:tcPr>
-          <w:p>
-            <w:r>
-              <w:t>12:40-1:20</w:t>
-            </w:r>
-          </w:p>
-        </w:tc>
-        <w:tc>
-          <w:tcPr>
-            <w:tcW w:type="dxa" w:w="1080"/>
-          </w:tcPr>
-          <w:p>
-            <w:r>
-              <w:t>6D</w:t>
-              <w:br/>
-              <w:t>GENERAL SCIENCE</w:t>
-            </w:r>
-          </w:p>
-        </w:tc>
-        <w:tc>
-          <w:tcPr>
-            <w:tcW w:type="dxa" w:w="1080"/>
-          </w:tcPr>
-          <w:p>
-            <w:r/>
-          </w:p>
-        </w:tc>
-        <w:tc>
-          <w:tcPr>
-            <w:tcW w:type="dxa" w:w="1080"/>
-          </w:tcPr>
-          <w:p>
-            <w:r/>
-          </w:p>
-        </w:tc>
-        <w:tc>
-          <w:tcPr>
-            <w:tcW w:type="dxa" w:w="1080"/>
-          </w:tcPr>
-          <w:p>
-            <w:r/>
-          </w:p>
-        </w:tc>
-        <w:tc>
-          <w:tcPr>
-            <w:tcW w:type="dxa" w:w="1080"/>
-          </w:tcPr>
-          <w:p>
-            <w:r/>
-          </w:p>
-        </w:tc>
-        <w:tc>
-          <w:tcPr>
-            <w:tcW w:type="dxa" w:w="1080"/>
-          </w:tcPr>
-          <w:p>
-            <w:r/>
-          </w:p>
-        </w:tc>
-      </w:tr>
-      <w:tr>
-        <w:tc>
-          <w:tcPr>
-            <w:tcW w:type="dxa" w:w="1080"/>
-          </w:tcPr>
-          <w:p>
-            <w:r>
-              <w:t>P8</w:t>
-            </w:r>
-          </w:p>
-        </w:tc>
-        <w:tc>
-          <w:tcPr>
-            <w:tcW w:type="dxa" w:w="1080"/>
-          </w:tcPr>
-          <w:p>
-            <w:r>
-              <w:t>1:20-2:00</w:t>
-            </w:r>
-          </w:p>
-        </w:tc>
-        <w:tc>
-          <w:tcPr>
-            <w:tcW w:type="dxa" w:w="1080"/>
-          </w:tcPr>
-          <w:p>
-            <w:r/>
-          </w:p>
-        </w:tc>
-        <w:tc>
-          <w:tcPr>
-            <w:tcW w:type="dxa" w:w="1080"/>
-          </w:tcPr>
-          <w:p>
-            <w:r>
-              <w:t>10F</w:t>
-              <w:br/>
-              <w:t>GENERAL SCIENCE</w:t>
-            </w:r>
-          </w:p>
-        </w:tc>
-        <w:tc>
-          <w:tcPr>
-            <w:tcW w:type="dxa" w:w="1080"/>
-          </w:tcPr>
-          <w:p>
-            <w:r>
-              <w:t>8C</w:t>
-              <w:br/>
-              <w:t>GENERAL SCIENCE</w:t>
-            </w:r>
-          </w:p>
-        </w:tc>
-        <w:tc>
-          <w:tcPr>
-            <w:tcW w:type="dxa" w:w="1080"/>
-          </w:tcPr>
-          <w:p>
-            <w:r/>
-          </w:p>
-        </w:tc>
-        <w:tc>
-          <w:tcPr>
-            <w:tcW w:type="dxa" w:w="1080"/>
-          </w:tcPr>
-          <w:p>
-            <w:r/>
-          </w:p>
-        </w:tc>
-        <w:tc>
-          <w:tcPr>
-            <w:tcW w:type="dxa" w:w="1080"/>
+            <w:tcW w:type="dxa" w:w="1530"/>
           </w:tcPr>
           <w:p>
             <w:r/>
@@ -861,7 +883,7 @@
       </w:tr>
     </w:tbl>
     <w:sectPr>
-      <w:pgSz w:w="12240" w:h="15840"/>
+      <w:pgSz w:w="15840" w:h="12240" w:orient="landscape"/>
       <w:pgMar w:top="1440" w:right="1800" w:bottom="1440" w:left="1800" w:header="720" w:footer="720" w:gutter="0"/>
       <w:cols w:space="720"/>
       <w:docGrid w:linePitch="360"/>

--- a/BEENISH KAMRAN_timetable.docx
+++ b/BEENISH KAMRAN_timetable.docx
@@ -455,7 +455,11 @@
             <w:tcW w:type="dxa" w:w="1530"/>
           </w:tcPr>
           <w:p>
-            <w:r/>
+            <w:r>
+              <w:t>6E</w:t>
+              <w:br/>
+              <w:t>GENERAL SCIENCE</w:t>
+            </w:r>
           </w:p>
         </w:tc>
         <w:tc>
@@ -603,11 +607,7 @@
             <w:tcW w:type="dxa" w:w="1530"/>
           </w:tcPr>
           <w:p>
-            <w:r>
-              <w:t>6E</w:t>
-              <w:br/>
-              <w:t>GENERAL SCIENCE</w:t>
-            </w:r>
+            <w:r/>
           </w:p>
         </w:tc>
         <w:tc>

--- a/BEENISH KAMRAN_timetable.docx
+++ b/BEENISH KAMRAN_timetable.docx
@@ -694,7 +694,7 @@
             <w:r>
               <w:t>10F</w:t>
               <w:br/>
-              <w:t xml:space="preserve">GENERAL SCIENCE </w:t>
+              <w:t>GENERAL SCIENCE</w:t>
             </w:r>
           </w:p>
         </w:tc>
@@ -746,7 +746,7 @@
             <w:r>
               <w:t>10F</w:t>
               <w:br/>
-              <w:t xml:space="preserve">GENERAL SCIENCE </w:t>
+              <w:t>GENERAL SCIENCE</w:t>
             </w:r>
           </w:p>
         </w:tc>
@@ -778,7 +778,7 @@
             <w:r>
               <w:t>10F</w:t>
               <w:br/>
-              <w:t xml:space="preserve">GENERAL SCIENCE </w:t>
+              <w:t>GENERAL SCIENCE</w:t>
             </w:r>
           </w:p>
         </w:tc>
@@ -836,7 +836,7 @@
             <w:r>
               <w:t>10F</w:t>
               <w:br/>
-              <w:t xml:space="preserve">GENERAL SCIENCE </w:t>
+              <w:t>GENERAL SCIENCE</w:t>
             </w:r>
           </w:p>
         </w:tc>
@@ -848,7 +848,7 @@
             <w:r>
               <w:t>10F</w:t>
               <w:br/>
-              <w:t xml:space="preserve">GENERAL SCIENCE </w:t>
+              <w:t>GENERAL SCIENCE</w:t>
             </w:r>
           </w:p>
         </w:tc>

--- a/BEENISH KAMRAN_timetable.docx
+++ b/BEENISH KAMRAN_timetable.docx
@@ -211,7 +211,11 @@
             <w:tcW w:type="dxa" w:w="1530"/>
           </w:tcPr>
           <w:p>
-            <w:r/>
+            <w:r>
+              <w:t>6E</w:t>
+              <w:br/>
+              <w:t>GENERAL SCIENCE</w:t>
+            </w:r>
           </w:p>
         </w:tc>
         <w:tc>
@@ -271,7 +275,11 @@
             <w:tcW w:type="dxa" w:w="1530"/>
           </w:tcPr>
           <w:p>
-            <w:r/>
+            <w:r>
+              <w:t>10F</w:t>
+              <w:br/>
+              <w:t>GENERAL SCIENCE</w:t>
+            </w:r>
           </w:p>
         </w:tc>
         <w:tc>
@@ -288,7 +296,7 @@
           </w:tcPr>
           <w:p>
             <w:r>
-              <w:t>7B</w:t>
+              <w:t>6D</w:t>
               <w:br/>
               <w:t>GENERAL SCIENCE</w:t>
             </w:r>
@@ -331,16 +339,8 @@
             <w:tcW w:type="dxa" w:w="1530"/>
           </w:tcPr>
           <w:p>
-            <w:r/>
-          </w:p>
-        </w:tc>
-        <w:tc>
-          <w:tcPr>
-            <w:tcW w:type="dxa" w:w="1530"/>
-          </w:tcPr>
-          <w:p>
             <w:r>
-              <w:t>6D</w:t>
+              <w:t>6E</w:t>
               <w:br/>
               <w:t>GENERAL SCIENCE</w:t>
             </w:r>
@@ -363,8 +363,16 @@
             <w:tcW w:type="dxa" w:w="1530"/>
           </w:tcPr>
           <w:p>
+            <w:r/>
+          </w:p>
+        </w:tc>
+        <w:tc>
+          <w:tcPr>
+            <w:tcW w:type="dxa" w:w="1530"/>
+          </w:tcPr>
+          <w:p>
             <w:r>
-              <w:t>6D</w:t>
+              <w:t>7B</w:t>
               <w:br/>
               <w:t>GENERAL SCIENCE</w:t>
             </w:r>
@@ -375,11 +383,7 @@
             <w:tcW w:type="dxa" w:w="1530"/>
           </w:tcPr>
           <w:p>
-            <w:r>
-              <w:t>6E</w:t>
-              <w:br/>
-              <w:t>GENERAL SCIENCE</w:t>
-            </w:r>
+            <w:r/>
           </w:p>
         </w:tc>
         <w:tc>
@@ -419,23 +423,7 @@
             <w:tcW w:type="dxa" w:w="1530"/>
           </w:tcPr>
           <w:p>
-            <w:r>
-              <w:t>7B</w:t>
-              <w:br/>
-              <w:t>GENERAL SCIENCE</w:t>
-            </w:r>
-          </w:p>
-        </w:tc>
-        <w:tc>
-          <w:tcPr>
-            <w:tcW w:type="dxa" w:w="1530"/>
-          </w:tcPr>
-          <w:p>
-            <w:r>
-              <w:t>6E</w:t>
-              <w:br/>
-              <w:t>GENERAL SCIENCE</w:t>
-            </w:r>
+            <w:r/>
           </w:p>
         </w:tc>
         <w:tc>
@@ -455,11 +443,15 @@
             <w:tcW w:type="dxa" w:w="1530"/>
           </w:tcPr>
           <w:p>
-            <w:r>
-              <w:t>6E</w:t>
-              <w:br/>
-              <w:t>GENERAL SCIENCE</w:t>
-            </w:r>
+            <w:r/>
+          </w:p>
+        </w:tc>
+        <w:tc>
+          <w:tcPr>
+            <w:tcW w:type="dxa" w:w="1530"/>
+          </w:tcPr>
+          <w:p>
+            <w:r/>
           </w:p>
         </w:tc>
         <w:tc>
@@ -468,7 +460,7 @@
           </w:tcPr>
           <w:p>
             <w:r>
-              <w:t>8C</w:t>
+              <w:t>7B</w:t>
               <w:br/>
               <w:t>GENERAL SCIENCE</w:t>
             </w:r>
@@ -599,15 +591,11 @@
             <w:tcW w:type="dxa" w:w="1530"/>
           </w:tcPr>
           <w:p>
-            <w:r/>
-          </w:p>
-        </w:tc>
-        <w:tc>
-          <w:tcPr>
-            <w:tcW w:type="dxa" w:w="1530"/>
-          </w:tcPr>
-          <w:p>
-            <w:r/>
+            <w:r>
+              <w:t>6D</w:t>
+              <w:br/>
+              <w:t>GENERAL SCIENCE</w:t>
+            </w:r>
           </w:p>
         </w:tc>
         <w:tc>
@@ -617,6 +605,18 @@
           <w:p>
             <w:r>
               <w:t>6D</w:t>
+              <w:br/>
+              <w:t>GENERAL SCIENCE</w:t>
+            </w:r>
+          </w:p>
+        </w:tc>
+        <w:tc>
+          <w:tcPr>
+            <w:tcW w:type="dxa" w:w="1530"/>
+          </w:tcPr>
+          <w:p>
+            <w:r>
+              <w:t>10F</w:t>
               <w:br/>
               <w:t>GENERAL SCIENCE</w:t>
             </w:r>
@@ -660,7 +660,19 @@
           </w:tcPr>
           <w:p>
             <w:r>
-              <w:t>6E</w:t>
+              <w:t>7B</w:t>
+              <w:br/>
+              <w:t>GENERAL SCIENCE</w:t>
+            </w:r>
+          </w:p>
+        </w:tc>
+        <w:tc>
+          <w:tcPr>
+            <w:tcW w:type="dxa" w:w="1530"/>
+          </w:tcPr>
+          <w:p>
+            <w:r>
+              <w:t>6D</w:t>
               <w:br/>
               <w:t>GENERAL SCIENCE</w:t>
             </w:r>
@@ -683,16 +695,8 @@
             <w:tcW w:type="dxa" w:w="1530"/>
           </w:tcPr>
           <w:p>
-            <w:r/>
-          </w:p>
-        </w:tc>
-        <w:tc>
-          <w:tcPr>
-            <w:tcW w:type="dxa" w:w="1530"/>
-          </w:tcPr>
-          <w:p>
             <w:r>
-              <w:t>10F</w:t>
+              <w:t>6E</w:t>
               <w:br/>
               <w:t>GENERAL SCIENCE</w:t>
             </w:r>
@@ -703,7 +707,11 @@
             <w:tcW w:type="dxa" w:w="1530"/>
           </w:tcPr>
           <w:p>
-            <w:r/>
+            <w:r>
+              <w:t>8C</w:t>
+              <w:br/>
+              <w:t>GENERAL SCIENCE</w:t>
+            </w:r>
           </w:p>
         </w:tc>
         <w:tc>
@@ -755,16 +763,8 @@
             <w:tcW w:type="dxa" w:w="1530"/>
           </w:tcPr>
           <w:p>
-            <w:r/>
-          </w:p>
-        </w:tc>
-        <w:tc>
-          <w:tcPr>
-            <w:tcW w:type="dxa" w:w="1530"/>
-          </w:tcPr>
-          <w:p>
             <w:r>
-              <w:t>6D</w:t>
+              <w:t>10F</w:t>
               <w:br/>
               <w:t>GENERAL SCIENCE</w:t>
             </w:r>
@@ -775,11 +775,15 @@
             <w:tcW w:type="dxa" w:w="1530"/>
           </w:tcPr>
           <w:p>
-            <w:r>
-              <w:t>10F</w:t>
-              <w:br/>
-              <w:t>GENERAL SCIENCE</w:t>
-            </w:r>
+            <w:r/>
+          </w:p>
+        </w:tc>
+        <w:tc>
+          <w:tcPr>
+            <w:tcW w:type="dxa" w:w="1530"/>
+          </w:tcPr>
+          <w:p>
+            <w:r/>
           </w:p>
         </w:tc>
         <w:tc>
@@ -833,8 +837,16 @@
             <w:tcW w:type="dxa" w:w="1530"/>
           </w:tcPr>
           <w:p>
+            <w:r/>
+          </w:p>
+        </w:tc>
+        <w:tc>
+          <w:tcPr>
+            <w:tcW w:type="dxa" w:w="1530"/>
+          </w:tcPr>
+          <w:p>
             <w:r>
-              <w:t>10F</w:t>
+              <w:t>6E</w:t>
               <w:br/>
               <w:t>GENERAL SCIENCE</w:t>
             </w:r>
@@ -847,18 +859,6 @@
           <w:p>
             <w:r>
               <w:t>10F</w:t>
-              <w:br/>
-              <w:t>GENERAL SCIENCE</w:t>
-            </w:r>
-          </w:p>
-        </w:tc>
-        <w:tc>
-          <w:tcPr>
-            <w:tcW w:type="dxa" w:w="1530"/>
-          </w:tcPr>
-          <w:p>
-            <w:r>
-              <w:t>7B</w:t>
               <w:br/>
               <w:t>GENERAL SCIENCE</w:t>
             </w:r>
